--- a/sample_documents/REF-POL-01_v1.0_refund-policy.docx
+++ b/sample_documents/REF-POL-01_v1.0_refund-policy.docx
@@ -7,7 +7,7 @@
         <w:pStyle w:val="Title"/>
       </w:pPr>
       <w:r>
-        <w:t>NimbusCarta - Refund Policy</w:t>
+        <w:t>SupportNova - Refund Policy</w:t>
       </w:r>
     </w:p>
     <w:p>
@@ -60,7 +60,7 @@
     </w:p>
     <w:p>
       <w:r>
-        <w:t>Purpose and scope: this document applies to all NimbusCarta customer-service staff, outsourced agents and automated assistants. Where this document conflicts with a FAQ or an older version, the active policy version takes precedence (GEN-POL-01).</w:t>
+        <w:t>Purpose and scope: this document applies to all SupportNova customer-service staff, outsourced agents and automated assistants. Where this document conflicts with a FAQ or an older version, the active policy version takes precedence (GEN-POL-01).</w:t>
       </w:r>
     </w:p>
     <w:p>
